--- a/public/templates-clean/fortunei/5. Anexa 1 - angajament de plata.docx
+++ b/public/templates-clean/fortunei/5. Anexa 1 - angajament de plata.docx
@@ -170,7 +170,7 @@
           <w:w w:val="125"/>
           <w:sz w:val="28"/>
         </w:rPr>
-        <w:t>/{DATA_CONTRACT}</w:t>
+        <w:t/>
       </w:r>
       <w:r>
         <w:rPr>
@@ -334,7 +334,7 @@
           <w:sz w:val="24"/>
           <w:szCs w:val="24"/>
         </w:rPr>
-        <w:t>,  CNP {APARTINATOR_CNP}, CI seria {APARTINATOR_CI_SERIE} NR 037720, eliberat la data de {APARTINATOR_CI_DATA},  de către  {BENEFICIAR_CI_ELIBERAT_DE}, cu domiciliul în România, {BENEFICIAR_ADRESA}</w:t>
+        <w:t>,  CNP {APARTINATOR_CNP}, CI seria {APARTINATOR_CI_SERIE} nr. {APARTINATOR_CI_NUMAR}, eliberat la data de {APARTINATOR_CI_DATA},  de către  {APARTINATOR_CI_ELIBERAT_DE}, cu domiciliul în România, {APARTINATOR_ADRESA}, declar</w:t>
       </w:r>
       <w:r>
         <w:rPr>
@@ -342,7 +342,7 @@
           <w:sz w:val="24"/>
           <w:szCs w:val="24"/>
         </w:rPr>
-        <w:t xml:space="preserve">, </w:t>
+        <w:t xml:space="preserve"/>
       </w:r>
       <w:bookmarkEnd w:id="1"/>
       <w:bookmarkEnd w:id="2"/>
@@ -353,7 +353,7 @@
           <w:sz w:val="24"/>
           <w:szCs w:val="24"/>
         </w:rPr>
-        <w:t>declar</w:t>
+        <w:t/>
       </w:r>
       <w:r>
         <w:rPr>
@@ -858,7 +858,7 @@
           <w:sz w:val="24"/>
           <w:szCs w:val="24"/>
         </w:rPr>
-        <w:t>Nr.</w:t>
+        <w:t>Nr.{NUMAR_CONTRACT}/{DATA_CONTRACT}</w:t>
       </w:r>
       <w:r>
         <w:rPr>
@@ -869,7 +869,7 @@
           <w:sz w:val="24"/>
           <w:szCs w:val="24"/>
         </w:rPr>
-        <w:t>2</w:t>
+        <w:t/>
       </w:r>
       <w:r>
         <w:rPr>
@@ -880,7 +880,7 @@
           <w:sz w:val="24"/>
           <w:szCs w:val="24"/>
         </w:rPr>
-        <w:t>63</w:t>
+        <w:t/>
       </w:r>
       <w:r>
         <w:rPr>
@@ -891,7 +891,7 @@
           <w:sz w:val="24"/>
           <w:szCs w:val="24"/>
         </w:rPr>
-        <w:t>/07.0</w:t>
+        <w:t>/{DATA_CONTRACT}</w:t>
       </w:r>
       <w:r>
         <w:rPr>
@@ -902,7 +902,7 @@
           <w:sz w:val="24"/>
           <w:szCs w:val="24"/>
         </w:rPr>
-        <w:t>6</w:t>
+        <w:t/>
       </w:r>
       <w:r>
         <w:rPr>
@@ -913,7 +913,7 @@
           <w:sz w:val="24"/>
           <w:szCs w:val="24"/>
         </w:rPr>
-        <w:t>.2026</w:t>
+        <w:t/>
       </w:r>
       <w:r>
         <w:rPr>

--- a/public/templates-clean/fortunei/5. Anexa 1 - angajament de plata.docx
+++ b/public/templates-clean/fortunei/5. Anexa 1 - angajament de plata.docx
@@ -119,7 +119,7 @@
           <w:w w:val="125"/>
           <w:sz w:val="28"/>
         </w:rPr>
-        <w:t>CONTRACTUL Nr. {NUMAR_CONTRACT}</w:t>
+        <w:t>CONTRACTUL Nr. {NUMAR_CONTRACT}/{DATA_CONTRACT}Angajament</w:t>
       </w:r>
       <w:r>
         <w:rPr>
@@ -127,21 +127,21 @@
           <w:w w:val="125"/>
           <w:sz w:val="28"/>
         </w:rPr>
-        <w:t xml:space="preserve"> </w:t>
+        <w:t xml:space="preserve"/>
       </w:r>
       <w:r>
         <w:rPr>
           <w:w w:val="125"/>
           <w:sz w:val="28"/>
         </w:rPr>
-        <w:t>Nr</w:t>
+        <w:t/>
       </w:r>
       <w:r>
         <w:rPr>
           <w:w w:val="125"/>
           <w:sz w:val="28"/>
         </w:rPr>
-        <w:t>.</w:t>
+        <w:t/>
       </w:r>
       <w:r>
         <w:rPr>
@@ -149,7 +149,7 @@
           <w:w w:val="125"/>
           <w:sz w:val="28"/>
         </w:rPr>
-        <w:t xml:space="preserve"> </w:t>
+        <w:t xml:space="preserve"/>
       </w:r>
       <w:r>
         <w:rPr>
@@ -209,7 +209,7 @@
           <w:w w:val="120"/>
           <w:sz w:val="32"/>
         </w:rPr>
-        <w:t>Angajament</w:t>
+        <w:t/>
       </w:r>
       <w:r>
         <w:rPr>
@@ -891,7 +891,7 @@
           <w:sz w:val="24"/>
           <w:szCs w:val="24"/>
         </w:rPr>
-        <w:t>/{DATA_CONTRACT}</w:t>
+        <w:t/>
       </w:r>
       <w:r>
         <w:rPr>
